--- a/LLDD/word/BE/LLDD-BE-Integration-SBP-Platform.docx
+++ b/LLDD/word/BE/LLDD-BE-Integration-SBP-Platform.docx
@@ -1570,7 +1570,7 @@
                 <w:rFonts w:ascii="Arial" w:hAnsi="Arial" w:eastAsia="Arial" w:cs="Tahoma"/>
                 <w:sz w:val="18"/>
               </w:rPr>
-              <w:t>created_by/updated_by ของ SGI + sgi_consideration_logs.actor_user_id + ส่งเป็น userId เข้า engine · 🔴 ห้ามเขียน current_approver เอง (engine เป็นคนเขียน)</w:t>
+              <w:t>created_by/updated_by ของ SGI + sgi_consideration_logs.consider_by + ส่งเป็น userId เข้า engine · 🔴 ห้ามเขียน current_approver เอง (engine เป็นคนเขียน)</w:t>
             </w:r>
           </w:p>
         </w:tc>
@@ -2119,6 +2119,253 @@
                 <w:sz w:val="18"/>
               </w:rPr>
               <w:t>ResponseInterceptor ห่อให้แล้ว — service ห้ามห่อซ้ำ</w:t>
+            </w:r>
+          </w:p>
+        </w:tc>
+      </w:tr>
+      <w:tr>
+        <w:trPr>
+          <w:cantSplit/>
+        </w:trPr>
+        <w:tc>
+          <w:tcPr>
+            <w:tcW w:type="dxa" w:w="2520"/>
+            <w:vAlign w:val="center"/>
+          </w:tcPr>
+          <w:p>
+            <w:pPr>
+              <w:keepLines/>
+              <w:spacing w:after="0"/>
+            </w:pPr>
+            <w:r>
+              <w:rPr>
+                <w:rFonts w:ascii="Arial" w:hAnsi="Arial" w:eastAsia="Arial" w:cs="Tahoma"/>
+                <w:sz w:val="18"/>
+              </w:rPr>
+            </w:r>
+            <w:r>
+              <w:rPr>
+                <w:rFonts w:ascii="Arial" w:hAnsi="Arial" w:eastAsia="Arial" w:cs="Tahoma"/>
+                <w:sz w:val="18"/>
+              </w:rPr>
+              <w:t>envelope ที่ผ่าน BFF</w:t>
+            </w:r>
+          </w:p>
+        </w:tc>
+        <w:tc>
+          <w:tcPr>
+            <w:tcW w:type="dxa" w:w="2520"/>
+            <w:vAlign w:val="center"/>
+          </w:tcPr>
+          <w:p>
+            <w:pPr>
+              <w:keepLines/>
+              <w:spacing w:after="0"/>
+            </w:pPr>
+            <w:r>
+              <w:rPr>
+                <w:rFonts w:ascii="Arial" w:hAnsi="Arial" w:eastAsia="Arial" w:cs="Tahoma"/>
+                <w:sz w:val="18"/>
+              </w:rPr>
+            </w:r>
+            <w:r>
+              <w:rPr>
+                <w:rFonts w:ascii="Arial" w:hAnsi="Arial" w:eastAsia="Arial" w:cs="Tahoma"/>
+                <w:sz w:val="18"/>
+              </w:rPr>
+              <w:t>{success, data, requestId}</w:t>
+            </w:r>
+          </w:p>
+        </w:tc>
+        <w:tc>
+          <w:tcPr>
+            <w:tcW w:type="dxa" w:w="2520"/>
+            <w:vAlign w:val="center"/>
+          </w:tcPr>
+          <w:p>
+            <w:pPr>
+              <w:keepLines/>
+              <w:spacing w:after="0"/>
+            </w:pPr>
+            <w:r>
+              <w:rPr>
+                <w:rFonts w:ascii="Arial" w:hAnsi="Arial" w:eastAsia="Arial" w:cs="Tahoma"/>
+                <w:sz w:val="18"/>
+              </w:rPr>
+            </w:r>
+            <w:r>
+              <w:rPr>
+                <w:rFonts w:ascii="Arial" w:hAnsi="Arial" w:eastAsia="Arial" w:cs="Tahoma"/>
+                <w:b/>
+                <w:sz w:val="18"/>
+              </w:rPr>
+              <w:t>BFF ต้อง unwrap ของ store-backend 1 ชั้นก่อนคืน</w:t>
+            </w:r>
+          </w:p>
+        </w:tc>
+        <w:tc>
+          <w:tcPr>
+            <w:tcW w:type="dxa" w:w="2520"/>
+            <w:vAlign w:val="center"/>
+          </w:tcPr>
+          <w:p>
+            <w:pPr>
+              <w:keepLines/>
+              <w:spacing w:after="0"/>
+            </w:pPr>
+            <w:r>
+              <w:rPr>
+                <w:rFonts w:ascii="Arial" w:hAnsi="Arial" w:eastAsia="Arial" w:cs="Tahoma"/>
+                <w:sz w:val="18"/>
+              </w:rPr>
+            </w:r>
+            <w:r>
+              <w:rPr>
+                <w:rFonts w:ascii="Arial" w:hAnsi="Arial" w:eastAsia="Arial" w:cs="Tahoma"/>
+                <w:sz w:val="18"/>
+              </w:rPr>
+              <w:t xml:space="preserve">🔴 ยืนยันจากโค้ดจริง 2026-09-04: BFF มี </w:t>
+            </w:r>
+            <w:r>
+              <w:rPr>
+                <w:rFonts w:ascii="Courier New" w:hAnsi="Courier New" w:eastAsia="Courier New" w:cs="Tahoma"/>
+                <w:sz w:val="18"/>
+              </w:rPr>
+              <w:t>ResponseInterceptor</w:t>
+            </w:r>
+            <w:r>
+              <w:rPr>
+                <w:rFonts w:ascii="Arial" w:hAnsi="Arial" w:eastAsia="Arial" w:cs="Tahoma"/>
+                <w:sz w:val="18"/>
+              </w:rPr>
+              <w:t xml:space="preserve"> ระดับ global (</w:t>
+            </w:r>
+            <w:r>
+              <w:rPr>
+                <w:rFonts w:ascii="Courier New" w:hAnsi="Courier New" w:eastAsia="Courier New" w:cs="Tahoma"/>
+                <w:sz w:val="18"/>
+              </w:rPr>
+              <w:t>src/common/interceptors/response.interceptor.ts</w:t>
+            </w:r>
+            <w:r>
+              <w:rPr>
+                <w:rFonts w:ascii="Arial" w:hAnsi="Arial" w:eastAsia="Arial" w:cs="Tahoma"/>
+                <w:sz w:val="18"/>
+              </w:rPr>
+              <w:t xml:space="preserve">) ที่ห่อผลของ controller เป็น </w:t>
+            </w:r>
+            <w:r>
+              <w:rPr>
+                <w:rFonts w:ascii="Courier New" w:hAnsi="Courier New" w:eastAsia="Courier New" w:cs="Tahoma"/>
+                <w:sz w:val="18"/>
+              </w:rPr>
+              <w:t>{success, data, requestId}</w:t>
+            </w:r>
+            <w:r>
+              <w:rPr>
+                <w:rFonts w:ascii="Arial" w:hAnsi="Arial" w:eastAsia="Arial" w:cs="Tahoma"/>
+                <w:sz w:val="18"/>
+              </w:rPr>
+              <w:t xml:space="preserve"> เสมอ · แต่ </w:t>
+            </w:r>
+            <w:r>
+              <w:rPr>
+                <w:rFonts w:ascii="Courier New" w:hAnsi="Courier New" w:eastAsia="Courier New" w:cs="Tahoma"/>
+                <w:sz w:val="18"/>
+              </w:rPr>
+              <w:t>client-service.abstract.ts</w:t>
+            </w:r>
+            <w:r>
+              <w:rPr>
+                <w:rFonts w:ascii="Arial" w:hAnsi="Arial" w:eastAsia="Arial" w:cs="Tahoma"/>
+                <w:sz w:val="18"/>
+              </w:rPr>
+              <w:t xml:space="preserve"> คืน </w:t>
+            </w:r>
+            <w:r>
+              <w:rPr>
+                <w:rFonts w:ascii="Courier New" w:hAnsi="Courier New" w:eastAsia="Courier New" w:cs="Tahoma"/>
+                <w:sz w:val="18"/>
+              </w:rPr>
+              <w:t>response.data</w:t>
+            </w:r>
+            <w:r>
+              <w:rPr>
+                <w:rFonts w:ascii="Arial" w:hAnsi="Arial" w:eastAsia="Arial" w:cs="Tahoma"/>
+                <w:sz w:val="18"/>
+              </w:rPr>
+              <w:t xml:space="preserve"> ซึ่งเป็น envelope ของ store-backend อยู่แล้ว → ถ้าส่งต่อดิบ ๆ interceptor จะเห็นคีย์ </w:t>
+            </w:r>
+            <w:r>
+              <w:rPr>
+                <w:rFonts w:ascii="Courier New" w:hAnsi="Courier New" w:eastAsia="Courier New" w:cs="Tahoma"/>
+                <w:sz w:val="18"/>
+              </w:rPr>
+              <w:t>success</w:t>
+            </w:r>
+            <w:r>
+              <w:rPr>
+                <w:rFonts w:ascii="Arial" w:hAnsi="Arial" w:eastAsia="Arial" w:cs="Tahoma"/>
+                <w:sz w:val="18"/>
+              </w:rPr>
+              <w:t xml:space="preserve"> แล้วห่อซ้ำ FE ได้ </w:t>
+            </w:r>
+            <w:r>
+              <w:rPr>
+                <w:rFonts w:ascii="Courier New" w:hAnsi="Courier New" w:eastAsia="Courier New" w:cs="Tahoma"/>
+                <w:sz w:val="18"/>
+              </w:rPr>
+              <w:t>data.data.data</w:t>
+            </w:r>
+            <w:r>
+              <w:rPr>
+                <w:rFonts w:ascii="Arial" w:hAnsi="Arial" w:eastAsia="Arial" w:cs="Tahoma"/>
+                <w:sz w:val="18"/>
+              </w:rPr>
+              <w:t xml:space="preserve"> · </w:t>
+            </w:r>
+            <w:r>
+              <w:rPr>
+                <w:rFonts w:ascii="Arial" w:hAnsi="Arial" w:eastAsia="Arial" w:cs="Tahoma"/>
+                <w:b/>
+                <w:sz w:val="18"/>
+              </w:rPr>
+              <w:t>สัญญา: `SgiClientService` คืน `response.data.data`</w:t>
+            </w:r>
+            <w:r>
+              <w:rPr>
+                <w:rFonts w:ascii="Arial" w:hAnsi="Arial" w:eastAsia="Arial" w:cs="Tahoma"/>
+                <w:sz w:val="18"/>
+              </w:rPr>
+              <w:t xml:space="preserve"> แล้ว FE อ่าน </w:t>
+            </w:r>
+            <w:r>
+              <w:rPr>
+                <w:rFonts w:ascii="Courier New" w:hAnsi="Courier New" w:eastAsia="Courier New" w:cs="Tahoma"/>
+                <w:sz w:val="18"/>
+              </w:rPr>
+              <w:t>data.data</w:t>
+            </w:r>
+            <w:r>
+              <w:rPr>
+                <w:rFonts w:ascii="Arial" w:hAnsi="Arial" w:eastAsia="Arial" w:cs="Tahoma"/>
+                <w:sz w:val="18"/>
+              </w:rPr>
+              <w:t xml:space="preserve"> ชั้นเดียว · </w:t>
+            </w:r>
+            <w:r>
+              <w:rPr>
+                <w:rFonts w:ascii="Courier New" w:hAnsi="Courier New" w:eastAsia="Courier New" w:cs="Tahoma"/>
+                <w:sz w:val="18"/>
+              </w:rPr>
+              <w:t>requestId</w:t>
+            </w:r>
+            <w:r>
+              <w:rPr>
+                <w:rFonts w:ascii="Arial" w:hAnsi="Arial" w:eastAsia="Arial" w:cs="Tahoma"/>
+                <w:sz w:val="18"/>
+              </w:rPr>
+              <w:t xml:space="preserve"> เป็นของ BFF ใช้อ้างอิงตอนแจ้งปัญหา store-backend ไม่ต้องสร้างเอง</w:t>
             </w:r>
           </w:p>
         </w:tc>
@@ -3084,7 +3331,7 @@
                 <w:rFonts w:ascii="Courier New" w:hAnsi="Courier New" w:eastAsia="Courier New" w:cs="Tahoma"/>
                 <w:sz w:val="18"/>
               </w:rPr>
-              <w:t>sgi_consideration_logs.actor_user_id</w:t>
+              <w:t>sgi_consideration_logs.consider_by</w:t>
             </w:r>
             <w:r>
               <w:rPr>
@@ -7382,6 +7629,8 @@
           <w:rFonts w:ascii="Courier New" w:hAnsi="Courier New" w:eastAsia="Courier New" w:cs="Tahoma"/>
           <w:sz w:val="16"/>
         </w:rPr>
+        <w:t>-- bind ตามลำดับ: $1=name</w:t>
+        <w:br/>
         <w:t>-- seed ตอน setup (idempotent) — ⚠️ ทั้งสองตารางไม่มี unique จึงต้อง guard ด้วย NOT EXISTS เอง</w:t>
         <w:br/>
         <w:t>-- 1) ลงทะเบียน code_type ก่อนเสมอ ไม่งั้น dropdown ของระบบเดิมจะไม่รู้จัก</w:t>
@@ -7419,7 +7668,7 @@
         <w:br/>
         <w:t>SELECT param_value FROM sps_store.mas_param</w:t>
         <w:br/>
-        <w:t>WHERE param_name = :name AND active_flag = 'Y'</w:t>
+        <w:t>WHERE param_name = $1 /* name */ AND active_flag = 'Y'</w:t>
         <w:br/>
         <w:t>ORDER BY update_date DESC NULLS LAST, create_date DESC LIMIT 1;</w:t>
       </w:r>
@@ -11421,7 +11670,7 @@
         <w:t>เอกสารฉบับนี้ไม่มี endpoint ของตัวเอง</w:t>
       </w:r>
       <w:r>
-        <w:t xml:space="preserve"> — เป็นสัญญา/งานภายในที่เอกสารอื่นเรียกใช้ (ดูขอบเขตใน 5.90 Endpoint Implementation Contract) · รายการ endpoint ทั้ง 29 เส้นของ SGI อยู่ที่ </w:t>
+        <w:t xml:space="preserve"> — เป็นสัญญา/งานภายในที่เอกสารอื่นเรียกใช้ (ดูขอบเขตใน 5.90 Endpoint Implementation Contract) · รายการ endpoint ทั้ง 28 เส้นของ SGI อยู่ที่ </w:t>
       </w:r>
       <w:r>
         <w:rPr>

--- a/LLDD/word/BE/LLDD-BE-Integration-SBP-Platform.docx
+++ b/LLDD/word/BE/LLDD-BE-Integration-SBP-Platform.docx
@@ -9471,7 +9471,7 @@
                 <w:rFonts w:ascii="Arial" w:hAnsi="Arial" w:eastAsia="Arial" w:cs="Tahoma"/>
                 <w:sz w:val="18"/>
               </w:rPr>
-              <w:t xml:space="preserve"> — 1 แถวต่อ 1 record ที่รับส่งกับระบบภายนอก พร้อมสถานะ ACK</w:t>
+              <w:t xml:space="preserve"> — 1 แถวต่อ 1 record ที่รับส่งกับระบบภายนอก พร้อมสถานะ สถานะการรับส่ง (ขาออกจบที่ outbox_status = CONFIRMED)</w:t>
             </w:r>
           </w:p>
         </w:tc>

--- a/LLDD/word/BE/LLDD-BE-Integration-SBP-Platform.docx
+++ b/LLDD/word/BE/LLDD-BE-Integration-SBP-Platform.docx
@@ -2576,7 +2576,7 @@
                 <w:rFonts w:ascii="Arial" w:hAnsi="Arial" w:eastAsia="Arial" w:cs="Tahoma"/>
                 <w:sz w:val="18"/>
               </w:rPr>
-              <w:t>93,752 แถว · ไม่มี PK/unique → อ่านต้อง WHERE active_flag='Y' + LIMIT 1 เสมอ · 🔴 ค่า SGI_* ยังไม่มี ต้อง seed (5.5.2)</w:t>
+              <w:t>93,763 แถว · ไม่มี PK/unique → อ่านต้อง WHERE active_flag='Y' + LIMIT 1 เสมอ · ✅ ค่า SGI_* seed ลงฐาน dev แล้ว 2026-09-16 · uat/prod ยังต้อง seed (5.5.2)</w:t>
             </w:r>
           </w:p>
         </w:tc>
@@ -2682,7 +2682,7 @@
                 <w:rFonts w:ascii="Arial" w:hAnsi="Arial" w:eastAsia="Arial" w:cs="Tahoma"/>
                 <w:sz w:val="18"/>
               </w:rPr>
-              <w:t>2,609 / 376 แถว · code_type เป็น varchar(20) · ต้อง INSERT common_code_type ก่อน · 🔴 SGI_APPROVE_LIMIT ยังไม่มี ต้อง seed (5.5.2)</w:t>
+              <w:t>2,641 / 380 แถว · code_type เป็น varchar(20) · ต้อง INSERT common_code_type ก่อน · ✅ SGI_APPROVE_LIMIT seed ลง dev แล้ว 2026-09-16 · uat/prod ยังต้อง seed (5.5.2)</w:t>
             </w:r>
           </w:p>
         </w:tc>
@@ -5578,7 +5578,7 @@
         <w:t>email_sent</w:t>
       </w:r>
       <w:r>
-        <w:t xml:space="preserve"> (5,214 แถว)</w:t>
+        <w:t xml:space="preserve"> (5,392 แถว)</w:t>
       </w:r>
     </w:p>
     <w:p>
@@ -5970,7 +5970,7 @@
                 <w:b/>
                 <w:sz w:val="18"/>
               </w:rPr>
-              <w:t>93,752 แถว</w:t>
+              <w:t>93,763 แถว</w:t>
             </w:r>
             <w:r>
               <w:rPr>
@@ -6233,7 +6233,7 @@
                 <w:b/>
                 <w:sz w:val="18"/>
               </w:rPr>
-              <w:t>2,609 แถว</w:t>
+              <w:t>2,641 แถว</w:t>
             </w:r>
             <w:r>
               <w:rPr>
@@ -6312,7 +6312,7 @@
                 <w:rFonts w:ascii="Arial" w:hAnsi="Arial" w:eastAsia="Arial" w:cs="Tahoma"/>
                 <w:sz w:val="18"/>
               </w:rPr>
-              <w:t xml:space="preserve"> (376 แถว) ก่อน</w:t>
+              <w:t xml:space="preserve"> (378 แถว) ก่อน</w:t>
             </w:r>
           </w:p>
         </w:tc>
@@ -6557,7 +6557,7 @@
                 <w:rFonts w:ascii="Arial" w:hAnsi="Arial" w:eastAsia="Arial" w:cs="Tahoma"/>
                 <w:sz w:val="18"/>
               </w:rPr>
-              <w:t xml:space="preserve"> 14 คอลัมน์ 2,609 แถว vs </w:t>
+              <w:t xml:space="preserve"> 14 คอลัมน์ 2,641 แถว vs </w:t>
             </w:r>
             <w:r>
               <w:rPr>
@@ -7013,7 +7013,7 @@
                 <w:rFonts w:ascii="Courier New" w:hAnsi="Courier New" w:eastAsia="Courier New" w:cs="Tahoma"/>
                 <w:sz w:val="18"/>
               </w:rPr>
-              <w:t>code_value = 'THRESHOLD'</w:t>
+              <w:t>code_value = '100000'</w:t>
             </w:r>
             <w:r>
               <w:rPr>
@@ -7028,6 +7028,42 @@
                 <w:sz w:val="18"/>
               </w:rPr>
               <w:t>code_name = '100000'</w:t>
+            </w:r>
+            <w:r>
+              <w:rPr>
+                <w:rFonts w:ascii="Arial" w:hAnsi="Arial" w:eastAsia="Arial" w:cs="Tahoma"/>
+                <w:sz w:val="18"/>
+              </w:rPr>
+              <w:t xml:space="preserve"> — 🔴 </w:t>
+            </w:r>
+            <w:r>
+              <w:rPr>
+                <w:rFonts w:ascii="Arial" w:hAnsi="Arial" w:eastAsia="Arial" w:cs="Tahoma"/>
+                <w:b/>
+                <w:sz w:val="18"/>
+              </w:rPr>
+              <w:t>ยึดของที่ติดตั้งในฐาน dev จริง</w:t>
+            </w:r>
+            <w:r>
+              <w:rPr>
+                <w:rFonts w:ascii="Arial" w:hAnsi="Arial" w:eastAsia="Arial" w:cs="Tahoma"/>
+                <w:sz w:val="18"/>
+              </w:rPr>
+              <w:t xml:space="preserve"> (ตรวจ 2026-09-16) · เดิมเอกสารเขียน </w:t>
+            </w:r>
+            <w:r>
+              <w:rPr>
+                <w:rFonts w:ascii="Courier New" w:hAnsi="Courier New" w:eastAsia="Courier New" w:cs="Tahoma"/>
+                <w:sz w:val="18"/>
+              </w:rPr>
+              <w:t>'THRESHOLD'</w:t>
+            </w:r>
+            <w:r>
+              <w:rPr>
+                <w:rFonts w:ascii="Arial" w:hAnsi="Arial" w:eastAsia="Arial" w:cs="Tahoma"/>
+                <w:sz w:val="18"/>
+              </w:rPr>
+              <w:t xml:space="preserve"> ซึ่งไม่ตรงกับแถวที่ถูก seed ไปเมื่อ 2026-08-27 → seed ใหม่จะได้แถวที่สอง</w:t>
             </w:r>
           </w:p>
         </w:tc>
@@ -7090,7 +7126,7 @@
                 <w:rFonts w:ascii="Arial" w:hAnsi="Arial" w:eastAsia="Arial" w:cs="Tahoma"/>
                 <w:sz w:val="18"/>
               </w:rPr>
-              <w:t>ผลการพิจารณา 6 ค่า (มติ DP-9)</w:t>
+              <w:t>ผลการพิจารณา 7 ค่า (มติ DP-9)</w:t>
             </w:r>
           </w:p>
         </w:tc>
@@ -7429,7 +7465,7 @@
                 <w:rFonts w:ascii="Courier New" w:hAnsi="Courier New" w:eastAsia="Courier New" w:cs="Tahoma"/>
                 <w:sz w:val="18"/>
               </w:rPr>
-              <w:t>param_name = 'SGI_IMPACT_RADIUS_BKK' / '..._UPC'</w:t>
+              <w:t>param_name = 'SGI_IMPACT_RADIUS_BKK' / 'SGI_IMPACT_RADIUS_UPC'</w:t>
             </w:r>
           </w:p>
         </w:tc>
@@ -7646,11 +7682,11 @@
         <w:br/>
         <w:t>INSERT INTO sps_store.common_code (code_type, seq_no, code_value, code_name, active_flag, create_date, create_user)</w:t>
         <w:br/>
-        <w:t>SELECT 'SGI_APPROVE_LIMIT', 1, 'THRESHOLD', '100000', 'Y', CURRENT_TIMESTAMP, 'SGI-SETUP'</w:t>
+        <w:t>SELECT 'SGI_APPROVE_LIMIT', 1, '100000', '100000', 'Y', CURRENT_TIMESTAMP, 'SGI-SETUP'</w:t>
         <w:br/>
         <w:t>WHERE NOT EXISTS (SELECT 1 FROM sps_store.common_code</w:t>
         <w:br/>
-        <w:t xml:space="preserve">                  WHERE code_type = 'SGI_APPROVE_LIMIT' AND code_value = 'THRESHOLD');</w:t>
+        <w:t xml:space="preserve">                  WHERE code_type = 'SGI_APPROVE_LIMIT' AND code_value = '100000');</w:t>
         <w:br/>
         <w:br/>
         <w:t>-- 3) ค่ากำหนดกลางที่ไม่ใช่ lookup -&gt; mas_param</w:t>
@@ -11865,7 +11901,7 @@
                 <w:rFonts w:ascii="Arial" w:hAnsi="Arial" w:eastAsia="Arial" w:cs="Tahoma"/>
                 <w:sz w:val="18"/>
               </w:rPr>
-              <w:t>ค่ากำหนดกลาง 93,752 แถว · runtime อ่านอย่างเดียว · 🔴 ค่า SGI_* ยังไม่มี ต้อง seed ตอน setup (5.5.2)</w:t>
+              <w:t>ค่ากำหนดกลาง 93,763 แถว · runtime อ่านอย่างเดียว · ✅ ค่า SGI_* seed ลงฐาน dev แล้ว 2026-09-16 · uat/prod ยังต้อง seed (5.5.2)</w:t>
             </w:r>
           </w:p>
         </w:tc>
@@ -11945,7 +11981,7 @@
                 <w:rFonts w:ascii="Arial" w:hAnsi="Arial" w:eastAsia="Arial" w:cs="Tahoma"/>
                 <w:sz w:val="18"/>
               </w:rPr>
-              <w:t xml:space="preserve">2,609 / 376 แถว · 🔴 </w:t>
+              <w:t xml:space="preserve">2,641 / 380 แถว · 🔴 </w:t>
             </w:r>
             <w:r>
               <w:rPr>
@@ -12162,7 +12198,7 @@
                 <w:rFonts w:ascii="Arial" w:hAnsi="Arial" w:eastAsia="Arial" w:cs="Tahoma"/>
                 <w:sz w:val="18"/>
               </w:rPr>
-              <w:t>5,214 แถว · lib เขียน log ให้เอง SGI ไม่ INSERT เอง (⚠️ คอลัมน์ผู้ส่งคือ send_by)</w:t>
+              <w:t>5,392 แถว · lib เขียน log ให้เอง SGI ไม่ INSERT เอง (⚠️ คอลัมน์ผู้ส่งคือ send_by)</w:t>
             </w:r>
           </w:p>
         </w:tc>
@@ -12242,7 +12278,7 @@
                 <w:rFonts w:ascii="Arial" w:hAnsi="Arial" w:eastAsia="Arial" w:cs="Tahoma"/>
                 <w:sz w:val="18"/>
               </w:rPr>
-              <w:t>12,752 แถว · ข้อมูลผู้ใช้/ผู้อนุมัติ</w:t>
+              <w:t>12,759 แถว · ข้อมูลผู้ใช้/ผู้อนุมัติ</w:t>
             </w:r>
           </w:p>
         </w:tc>

--- a/LLDD/word/BE/LLDD-BE-Integration-SBP-Platform.docx
+++ b/LLDD/word/BE/LLDD-BE-Integration-SBP-Platform.docx
@@ -12746,7 +12746,7 @@
         <w:t>เอกสารฉบับนี้ไม่มี endpoint ของตัวเอง</w:t>
       </w:r>
       <w:r>
-        <w:t xml:space="preserve"> — เป็นสัญญา/งานภายในที่เอกสารอื่นเรียกใช้ (ดูขอบเขตใน 5.90 Endpoint Implementation Contract) · รายการ endpoint ทั้ง 29 เส้นของ SGI อยู่ที่ </w:t>
+        <w:t xml:space="preserve"> — เป็นสัญญา/งานภายในที่เอกสารอื่นเรียกใช้ (ดูขอบเขตใน 5.90 Endpoint Implementation Contract) · รายการ endpoint ทั้ง 30 เส้นของ SGI อยู่ที่ </w:t>
       </w:r>
       <w:r>
         <w:rPr>
